--- a/extrakty/doc/TC278WG7/extract_24099_(2010).docx
+++ b/extrakty/doc/TC278WG7/extract_24099_(2010).docx
@@ -64,7 +64,7 @@
           <w:sz w:val="40"/>
           <w:szCs w:val="40"/>
         </w:rPr>
-        <w:t>xxxxxx</w:t>
+        <w:t xml:space="preserve">ISO 24099</w:t>
       </w:r>
       <w:r>
         <w:rPr>
@@ -567,7 +567,7 @@
         <w:rPr>
           <w:rFonts w:cs="Arial"/>
         </w:rPr>
-        <w:t xml:space="preserve"> interakcí mezi  prvky systému, které implementují doručování mapově orientovaných dat a aktualizaci.Tato norma neso</w:t>
+        <w:t xml:space="preserve"> interakcí mezi  prvky systému, které implementují doručování mapově orientovaných dat a aktualizaci. Tato norma neso</w:t>
       </w:r>
       <w:r>
         <w:rPr>
@@ -2013,7 +2013,7 @@
         <w:rPr>
           <w:rFonts w:cs="Arial"/>
         </w:rPr>
-        <w:t xml:space="preserve"> podporovat šest aplikačních tříd: zobrazení mapy (Map Display), stanovení polohy (Positioning), plánování trasy (Route Planning), navádění na trasu (Route Guidance), adresování polohy (Address Location), služb a P.O.I. informační přístup (Service and P.O.I information Access). Protokoly a datové struktury by měly být navrženy takovým způsobem, aby nevyvolávaly zhoršení charakteristik systému před, během či po jejich použití. Výměna dat mezi centrem služeb a vozidlovými systémy (In-Vehicle Systems) by měla využívat otevřený (bez právní ochrany) datový formát například XML.Specifikace odchozí adresy dat je popsána v otevřeném </w:t>
+        <w:t xml:space="preserve"> podporovat šest aplikačních tříd: zobrazení mapy (Map Display), stanovení polohy (Positioning), plánování trasy (Route Planning), navádění na trasu (Route Guidance), adresování polohy (Address Location), služba P.O.I. informační přístup (Service and P.O.I information Access). Protokoly a datové struktury by měly být navrženy takovým způsobem, aby nevyvolávaly zhoršení charakteristik systému před, během či po jejich použití. Výměna dat mezi centrem služeb a vozidlovými systémy (In-Vehicle Systems) by měla využívat otevřený (bez právní ochrany) datový formát například XML.Specifikace odchozí adresy dat je popsána v otevřeném </w:t>
       </w:r>
       <w:r>
         <w:rPr>
@@ -32930,7 +32930,7 @@
           <w:sz w:val="20"/>
           <w:szCs w:val="20"/>
         </w:rPr>
-        <w:t xml:space="preserve"> užito ke specifikaci identifikátora místa aktualizovaných dat. T</w:t>
+        <w:t xml:space="preserve"> užito ke specifikaci identifikátoru místa aktualizovaných dat. T</w:t>
       </w:r>
       <w:r>
         <w:rPr>
@@ -36755,7 +36755,7 @@
       <w:bookmarkEnd w:id="28"/>
       <w:r>
         <w:rPr/>
-        <w:t>ednoduché návěstí</w:t>
+        <w:t xml:space="preserve">jednoduché návěstí</w:t>
       </w:r>
     </w:p>
     <w:tbl>

--- a/extrakty/doc/TC278WG7/extract_24099_(2010).docx
+++ b/extrakty/doc/TC278WG7/extract_24099_(2010).docx
@@ -515,7 +515,7 @@
         <w:rPr>
           <w:rFonts w:cs="Arial"/>
         </w:rPr>
-        <w:t>Tato norma definuje datové struktury a protokol(y) používané v ITS aplikacích pro doručování a aktualizaci mapově vztažených dat z centra služeb k uživatelům (vozidlovým systémům):</w:t>
+        <w:t xml:space="preserve">Tato norma definuje datové struktury a protokol(y) používané v ITS aplikacích pro doručování a aktualizaci mapově vztažených dat z centra služeb k uživatelům (vozidlovým systémům).</w:t>
       </w:r>
     </w:p>
     <w:p>
@@ -531,55 +531,7 @@
         <w:rPr>
           <w:rFonts w:cs="Arial"/>
         </w:rPr>
-        <w:t>- mapové centrum představuje dodavatele mapových dat a centrum služeb poskytuje data a služby uživatelským zařízením. Termín Protokol užívaný v této normě znamená dočasn</w:t>
-      </w:r>
-      <w:r>
-        <w:rPr>
-          <w:rFonts w:cs="Arial"/>
-        </w:rPr>
-        <w:t>ou</w:t>
-      </w:r>
-      <w:r>
-        <w:rPr>
-          <w:rFonts w:cs="Arial"/>
-        </w:rPr>
-        <w:t xml:space="preserve"> </w:t>
-      </w:r>
-      <w:r>
-        <w:rPr>
-          <w:rFonts w:cs="Arial"/>
-        </w:rPr>
-        <w:t>posloupnost</w:t>
-      </w:r>
-      <w:r>
-        <w:rPr>
-          <w:rFonts w:cs="Arial"/>
-        </w:rPr>
-        <w:t xml:space="preserve"> mapov</w:t>
-      </w:r>
-      <w:r>
-        <w:rPr>
-          <w:rFonts w:cs="Arial"/>
-        </w:rPr>
-        <w:t>ých datových</w:t>
-      </w:r>
-      <w:r>
-        <w:rPr>
-          <w:rFonts w:cs="Arial"/>
-        </w:rPr>
-        <w:t xml:space="preserve"> interakcí mezi  prvky systému, které implementují doručování mapově orientovaných dat a aktualizaci. Tato norma neso</w:t>
-      </w:r>
-      <w:r>
-        <w:rPr>
-          <w:rFonts w:cs="Arial"/>
-        </w:rPr>
-        <w:t>u</w:t>
-      </w:r>
-      <w:r>
-        <w:rPr>
-          <w:rFonts w:cs="Arial"/>
-        </w:rPr>
-        <w:t>visí s protokoly spojenými s komunikačními technologiemi.</w:t>
+        <w:t xml:space="preserve">Mapové centrum představuje dodavatele mapových dat a centrum služeb poskytuje data a služby zařízením uživatelů. Termín protokol užívaný v této normě vyjadřuje časovou posloupnost datových interakcí mezi prvky systému, které realizují doručování mapově souvisejících dat a aktualizací. Tato norma je navržena v souladu s využitím komunikačních protokolů vytvářených v rámci pracovní skupiny TC 204/WG 16. Tvůrci tohoto standardu si uvědomují možnou potřebu bezpečnostních mechanizmů při poskytování těchto dat.</w:t>
       </w:r>
     </w:p>
     <w:p>
@@ -595,97 +547,7 @@
         <w:rPr>
           <w:rFonts w:cs="Arial"/>
         </w:rPr>
-        <w:t>- doručování a aktualizace mapově vztažených dat závisí na existující komunikační technologii</w:t>
-      </w:r>
-    </w:p>
-    <w:p>
-      <w:pPr>
-        <w:pStyle w:val="Normal"/>
-        <w:autoSpaceDE w:val="false"/>
-        <w:jc w:val="both"/>
-        <w:rPr>
-          <w:rFonts w:cs="Arial"/>
-        </w:rPr>
-      </w:pPr>
-      <w:r>
-        <w:rPr>
-          <w:rFonts w:cs="Arial"/>
-        </w:rPr>
-        <w:t xml:space="preserve">- protokoly generující zprávu v centru služeb a protokoly přijímající zprávu ve vozidlových systémech jsou </w:t>
-      </w:r>
-      <w:r>
-        <w:rPr>
-          <w:rFonts w:cs="Arial"/>
-        </w:rPr>
-        <w:t>součástí této normy</w:t>
-      </w:r>
-    </w:p>
-    <w:p>
-      <w:pPr>
-        <w:pStyle w:val="Normal"/>
-        <w:autoSpaceDE w:val="false"/>
-        <w:jc w:val="both"/>
-        <w:rPr>
-          <w:rFonts w:cs="Arial"/>
-        </w:rPr>
-      </w:pPr>
-      <w:r>
-        <w:rPr>
-          <w:rFonts w:cs="Arial"/>
-        </w:rPr>
-        <w:t xml:space="preserve">- Ostatní aplikační řídící protokoly a mapově nevztažená data jsou mimo rámec této normy. Například </w:t>
-      </w:r>
-      <w:r>
-        <w:rPr>
-          <w:rFonts w:cs="Arial"/>
-        </w:rPr>
-        <w:t>obrazy</w:t>
-      </w:r>
-      <w:r>
-        <w:rPr>
-          <w:rFonts w:cs="Arial"/>
-        </w:rPr>
-        <w:t xml:space="preserve"> </w:t>
-      </w:r>
-      <w:r>
-        <w:rPr>
-          <w:rFonts w:cs="Arial"/>
-        </w:rPr>
-        <w:t>ke</w:t>
-      </w:r>
-      <w:r>
-        <w:rPr>
-          <w:rFonts w:cs="Arial"/>
-        </w:rPr>
-        <w:t xml:space="preserve"> znázornění nezávislé mapové databáze, jako jsou HTML </w:t>
-      </w:r>
-      <w:r>
-        <w:rPr>
-          <w:rFonts w:cs="Arial"/>
-        </w:rPr>
-        <w:t>obrazy</w:t>
-      </w:r>
-      <w:r>
-        <w:rPr>
-          <w:rFonts w:cs="Arial"/>
-        </w:rPr>
-        <w:t>.</w:t>
-      </w:r>
-    </w:p>
-    <w:p>
-      <w:pPr>
-        <w:pStyle w:val="Normal"/>
-        <w:autoSpaceDE w:val="false"/>
-        <w:jc w:val="both"/>
-        <w:rPr>
-          <w:rFonts w:cs="Arial"/>
-        </w:rPr>
-      </w:pPr>
-      <w:r>
-        <w:rPr>
-          <w:rFonts w:cs="Arial"/>
-        </w:rPr>
-        <w:t>- Definice mechanizmů pro zabezpečení jsou mimo rozsah této normy</w:t>
+        <w:t xml:space="preserve">Protokoly pro komunikační technologie a jiné aplikační řídicí protokoly a mapově nesouvisející data, například obrázky ke znázornění nezávislé mapové databáze formou HTML stránky, jsou mimo rámec této normy. Definice zabezpečovacích mechanizmů a mechanizmů obchodních případů nejsou předmětem této normy.</w:t>
       </w:r>
     </w:p>
     <w:p>
@@ -701,41 +563,7 @@
         <w:rPr>
           <w:rFonts w:cs="Arial"/>
         </w:rPr>
-        <w:t xml:space="preserve">- </w:t>
-      </w:r>
-      <w:r>
-        <w:rPr>
-          <w:rFonts w:cs="Arial"/>
-        </w:rPr>
-        <w:t>D</w:t>
-      </w:r>
-      <w:r>
-        <w:rPr>
-          <w:rFonts w:cs="Arial"/>
-        </w:rPr>
-        <w:t>efinice mechanismů obchodních případů jsou mimo rozsah této normy</w:t>
-      </w:r>
-      <w:r>
-        <w:rPr>
-          <w:rFonts w:cs="Arial"/>
-        </w:rPr>
-        <w:t>.</w:t>
-      </w:r>
-    </w:p>
-    <w:p>
-      <w:pPr>
-        <w:pStyle w:val="Normal"/>
-        <w:spacing w:before="0" w:after="120"/>
-        <w:jc w:val="both"/>
-        <w:rPr>
-          <w:rFonts w:cs="Arial"/>
-        </w:rPr>
-      </w:pPr>
-      <w:r>
-        <w:rPr>
-          <w:rFonts w:cs="Arial"/>
-        </w:rPr>
-        <w:t>Obrázek 1 ilustruje rozsah této normy.</w:t>
+        <w:t xml:space="preserve">Obrázek 1 ilustruje předmět této normy.</w:t>
       </w:r>
     </w:p>
     <w:p>
@@ -1176,111 +1004,29 @@
       </w:pPr>
       <w:r>
         <w:rPr>
+          <w:b/>
           <w:rFonts w:hint="eastAsia"/>
-          <w:b/>
-        </w:rPr>
-        <w:t>4</w:t>
-      </w:r>
-      <w:r>
-        <w:rPr>
-          <w:b/>
-        </w:rPr>
-        <w:t>.1</w:t>
+        </w:rPr>
+        <w:t xml:space="preserve">adresování polohy</w:t>
       </w:r>
       <w:r>
         <w:rPr>
           <w:rFonts w:hint="eastAsia"/>
-          <w:b/>
-        </w:rPr>
-        <w:t>.1</w:t>
-      </w:r>
-      <w:r>
-        <w:rPr>
-          <w:b/>
         </w:rPr>
         <w:t xml:space="preserve"> </w:t>
       </w:r>
       <w:r>
         <w:rPr>
-          <w:b/>
-        </w:rPr>
-        <w:t xml:space="preserve">adresování polohy </w:t>
-      </w:r>
-      <w:r>
-        <w:rPr>
           <w:i/>
-        </w:rPr>
-        <w:t>(</w:t>
-      </w:r>
-      <w:r>
-        <w:rPr>
           <w:rFonts w:hint="eastAsia"/>
-          <w:i/>
-        </w:rPr>
-        <w:t>a</w:t>
-      </w:r>
-      <w:r>
-        <w:rPr>
-          <w:i/>
-        </w:rPr>
-        <w:t>ddress location</w:t>
-      </w:r>
-      <w:r>
-        <w:rPr>
-          <w:b w:val="false"/>
-          <w:i/>
-        </w:rPr>
-        <w:t>)</w:t>
-      </w:r>
-      <w:r>
-        <w:rPr>
-          <w:b/>
-          <w:i/>
-        </w:rPr>
-        <w:t xml:space="preserve"> </w:t>
-      </w:r>
-      <w:r>
-        <w:rPr>
-          <w:b w:val="false"/>
-          <w:i/>
-        </w:rPr>
-        <w:t>a</w:t>
-      </w:r>
-      <w:r>
-        <w:rPr>
-          <w:rFonts w:eastAsia="MS Mincho;ＭＳ 明朝" w:cs="Times New Roman" w:ascii="Helvetica" w:hAnsi="Helvetica"/>
-          <w:color w:val="000000"/>
-          <w:sz w:val="20"/>
-          <w:szCs w:val="20"/>
-          <w:lang w:eastAsia="en-US"/>
-        </w:rPr>
-        <w:t>plikační kategorie, která se zabývá úlohami vyj</w:t>
-      </w:r>
-      <w:r>
-        <w:rPr>
-          <w:rFonts w:eastAsia="MS Mincho;ＭＳ 明朝" w:cs="Helvetica" w:ascii="Helvetica" w:hAnsi="Helvetica"/>
-          <w:color w:val="000000"/>
-          <w:lang w:val="cs-CZ" w:eastAsia="en-US"/>
-        </w:rPr>
-        <w:t>adřuj</w:t>
-      </w:r>
-      <w:r>
-        <w:rPr>
-          <w:rFonts w:eastAsia="MS Mincho;ＭＳ 明朝" w:cs="Helvetica" w:ascii="Helvetica" w:hAnsi="Helvetica"/>
-          <w:color w:val="000000"/>
-          <w:lang w:eastAsia="en-US"/>
-        </w:rPr>
-        <w:t>í</w:t>
-      </w:r>
-      <w:r>
-        <w:rPr>
-          <w:rFonts w:eastAsia="MS Mincho;ＭＳ 明朝" w:cs="Times New Roman" w:ascii="Helvetica" w:hAnsi="Helvetica"/>
-          <w:color w:val="000000"/>
-          <w:sz w:val="20"/>
-          <w:szCs w:val="20"/>
-          <w:lang w:eastAsia="en-US"/>
-        </w:rPr>
-        <w:t>cími skutečnou pozici na zemi v rámci PSF datové reprezentace</w:t>
+        </w:rPr>
+        <w:t xml:space="preserve">(address location)</w:t>
+      </w:r>
+      <w:r>
+        <w:rPr>
+          <w:rFonts w:hint="eastAsia"/>
+        </w:rPr>
+        <w:t xml:space="preserve"> – aplikační kategorie, která se zabývá úlohami vyjadřujícími skutečnou pozici na zemi v rámci PSF datové reprezentace</w:t>
       </w:r>
     </w:p>
     <w:p>
@@ -1344,80 +1090,29 @@
       </w:pPr>
       <w:r>
         <w:rPr>
+          <w:b/>
           <w:rFonts w:hint="eastAsia"/>
-          <w:b/>
-        </w:rPr>
-        <w:t>4.1.2</w:t>
-      </w:r>
-      <w:r>
-        <w:rPr>
-          <w:b/>
+        </w:rPr>
+        <w:t xml:space="preserve">aplikační kategorie</w:t>
+      </w:r>
+      <w:r>
+        <w:rPr>
+          <w:rFonts w:hint="eastAsia"/>
         </w:rPr>
         <w:t xml:space="preserve"> </w:t>
       </w:r>
       <w:r>
         <w:rPr>
-          <w:b/>
-        </w:rPr>
-        <w:t>aplikační kategorie</w:t>
-      </w:r>
-      <w:r>
-        <w:rPr/>
-        <w:t xml:space="preserve"> </w:t>
-      </w:r>
-      <w:r>
-        <w:rPr>
           <w:i/>
-        </w:rPr>
-        <w:t>(</w:t>
-      </w:r>
-      <w:r>
-        <w:rPr>
           <w:rFonts w:hint="eastAsia"/>
-          <w:i/>
-        </w:rPr>
-        <w:t>a</w:t>
-      </w:r>
-      <w:r>
-        <w:rPr>
-          <w:i/>
-        </w:rPr>
-        <w:t>pplication category</w:t>
-      </w:r>
-      <w:r>
-        <w:rPr>
-          <w:b w:val="false"/>
-          <w:i/>
-        </w:rPr>
-        <w:t>)</w:t>
-      </w:r>
-      <w:r>
-        <w:rPr>
-          <w:rFonts w:eastAsia="MS Mincho;ＭＳ 明朝" w:cs="Helvetica" w:ascii="Helvetica" w:hAnsi="Helvetica"/>
-          <w:i w:val="false"/>
-          <w:color w:val="000000"/>
-          <w:lang w:eastAsia="en-US"/>
-        </w:rPr>
-        <w:t xml:space="preserve"> </w:t>
-      </w:r>
-      <w:r>
-        <w:rPr>
-          <w:rFonts w:eastAsia="MS Mincho;ＭＳ 明朝" w:cs="Helvetica" w:ascii="Helvetica" w:hAnsi="Helvetica"/>
-          <w:i w:val="false"/>
-          <w:color w:val="000000"/>
-          <w:lang w:eastAsia="en-US"/>
-        </w:rPr>
-        <w:t>z</w:t>
-      </w:r>
-      <w:r>
-        <w:rPr>
-          <w:rFonts w:eastAsia="MS Mincho;ＭＳ 明朝" w:cs="Times New Roman" w:ascii="Helvetica" w:hAnsi="Helvetica"/>
-          <w:color w:val="000000"/>
-          <w:sz w:val="20"/>
-          <w:szCs w:val="20"/>
-          <w:lang w:eastAsia="en-US"/>
-        </w:rPr>
-        <w:t>ákladní podfunkce v rámci funkční množiny pro vozidlovou navigaci a aplikace cestovního informačního systému</w:t>
+        </w:rPr>
+        <w:t xml:space="preserve">(application category)</w:t>
+      </w:r>
+      <w:r>
+        <w:rPr>
+          <w:rFonts w:hint="eastAsia"/>
+        </w:rPr>
+        <w:t xml:space="preserve"> – základní podfunkce v rámci funkční množiny pro vozidlovou navigaci a aplikace cestovního informačního systému</w:t>
       </w:r>
     </w:p>
     <w:p>
@@ -1494,83 +1189,33 @@
       </w:pPr>
       <w:r>
         <w:rPr>
+          <w:b/>
           <w:rFonts w:hint="eastAsia"/>
-          <w:b/>
           <w:lang w:val="cs-CZ" w:eastAsia="cs-CZ"/>
         </w:rPr>
-        <w:t>4.1.3</w:t>
-      </w:r>
-      <w:r>
-        <w:rPr>
-          <w:b/>
+        <w:t xml:space="preserve">datové vysílání</w:t>
+      </w:r>
+      <w:r>
+        <w:rPr>
+          <w:rFonts w:hint="eastAsia"/>
           <w:lang w:val="cs-CZ" w:eastAsia="cs-CZ"/>
         </w:rPr>
         <w:t xml:space="preserve"> </w:t>
       </w:r>
       <w:r>
         <w:rPr>
-          <w:b/>
-        </w:rPr>
-        <w:t>datové vysílání</w:t>
-      </w:r>
-      <w:r>
-        <w:rPr>
-          <w:lang w:val="en-GB" w:eastAsia="ja-JP"/>
-        </w:rPr>
-        <w:t xml:space="preserve"> </w:t>
-      </w:r>
-      <w:r>
-        <w:rPr>
           <w:i/>
-        </w:rPr>
-        <w:t>(</w:t>
-      </w:r>
-      <w:r>
-        <w:rPr>
           <w:rFonts w:hint="eastAsia"/>
-          <w:i/>
           <w:lang w:val="cs-CZ" w:eastAsia="cs-CZ"/>
         </w:rPr>
-        <w:t xml:space="preserve">data </w:t>
-      </w:r>
-      <w:r>
-        <w:rPr>
-          <w:i/>
+        <w:t xml:space="preserve">(data broadcasting)</w:t>
+      </w:r>
+      <w:r>
+        <w:rPr>
+          <w:rFonts w:hint="eastAsia"/>
           <w:lang w:val="cs-CZ" w:eastAsia="cs-CZ"/>
         </w:rPr>
-        <w:t>broadcasting</w:t>
-      </w:r>
-      <w:r>
-        <w:rPr>
-          <w:i/>
-        </w:rPr>
-        <w:t>)</w:t>
-      </w:r>
-      <w:r>
-        <w:rPr>
-          <w:i/>
-        </w:rPr>
-        <w:t xml:space="preserve"> </w:t>
-      </w:r>
-      <w:r>
-        <w:rPr>
-          <w:rFonts w:cs="Times New Roman"/>
-          <w:sz w:val="20"/>
-          <w:szCs w:val="20"/>
-        </w:rPr>
-        <w:t xml:space="preserve">jednostranná komunikace </w:t>
-      </w:r>
-      <w:r>
-        <w:rPr/>
-        <w:t xml:space="preserve">z </w:t>
-      </w:r>
-      <w:r>
-        <w:rPr>
-          <w:rFonts w:cs="Times New Roman"/>
-          <w:sz w:val="20"/>
-          <w:szCs w:val="20"/>
-        </w:rPr>
-        <w:t>centra služeb</w:t>
+        <w:t xml:space="preserve"> – jednostranná komunikace z centra služeb</w:t>
       </w:r>
     </w:p>
     <w:p>
@@ -1598,17 +1243,16 @@
       </w:pPr>
       <w:r>
         <w:rPr>
+          <w:b/>
           <w:rFonts w:eastAsia="Times New Roman" w:cs="Arial" w:hint="eastAsia" w:ascii="Arial" w:hAnsi="Arial"/>
-          <w:b/>
           <w:color w:val="000000"/>
           <w:lang w:val="cs-CZ" w:eastAsia="cs-CZ"/>
         </w:rPr>
-        <w:t>4.1.4</w:t>
-      </w:r>
-      <w:r>
-        <w:rPr>
-          <w:rFonts w:eastAsia="Times New Roman" w:cs="Arial" w:ascii="Arial" w:hAnsi="Arial"/>
-          <w:b/>
+        <w:t xml:space="preserve">poskytování dat</w:t>
+      </w:r>
+      <w:r>
+        <w:rPr>
+          <w:rFonts w:eastAsia="Times New Roman" w:cs="Arial" w:hint="eastAsia" w:ascii="Arial" w:hAnsi="Arial"/>
           <w:color w:val="000000"/>
           <w:lang w:val="cs-CZ" w:eastAsia="cs-CZ"/>
         </w:rPr>
@@ -1616,118 +1260,20 @@
       </w:r>
       <w:r>
         <w:rPr>
-          <w:rFonts w:eastAsia="Times New Roman" w:cs="Arial" w:ascii="Arial" w:hAnsi="Arial"/>
-          <w:b/>
+          <w:i/>
+          <w:rFonts w:eastAsia="Times New Roman" w:cs="Arial" w:hint="eastAsia" w:ascii="Arial" w:hAnsi="Arial"/>
           <w:color w:val="000000"/>
           <w:lang w:val="cs-CZ" w:eastAsia="cs-CZ"/>
         </w:rPr>
-        <w:t>poskytování dat</w:t>
-      </w:r>
-      <w:r>
-        <w:rPr>
-          <w:lang w:val="en-GB" w:eastAsia="ja-JP"/>
-        </w:rPr>
-        <w:t xml:space="preserve"> </w:t>
-      </w:r>
-      <w:r>
-        <w:rPr>
-          <w:rFonts w:eastAsia="Times New Roman" w:cs="Arial" w:ascii="Arial" w:hAnsi="Arial"/>
-          <w:b w:val="false"/>
-          <w:i/>
+        <w:t xml:space="preserve">(data providing)</w:t>
+      </w:r>
+      <w:r>
+        <w:rPr>
+          <w:rFonts w:eastAsia="Times New Roman" w:cs="Arial" w:hint="eastAsia" w:ascii="Arial" w:hAnsi="Arial"/>
           <w:color w:val="000000"/>
           <w:lang w:val="cs-CZ" w:eastAsia="cs-CZ"/>
         </w:rPr>
-        <w:t>(</w:t>
-      </w:r>
-      <w:r>
-        <w:rPr>
-          <w:rFonts w:eastAsia="Times New Roman" w:cs="Arial" w:hint="eastAsia" w:ascii="Arial" w:hAnsi="Arial"/>
-          <w:i/>
-          <w:color w:val="000000"/>
-          <w:lang w:val="cs-CZ" w:eastAsia="cs-CZ"/>
-        </w:rPr>
-        <w:t>data providing</w:t>
-      </w:r>
-      <w:r>
-        <w:rPr>
-          <w:rFonts w:eastAsia="Times New Roman" w:cs="Arial" w:ascii="Arial" w:hAnsi="Arial"/>
-          <w:b/>
-          <w:i/>
-          <w:color w:val="000000"/>
-          <w:lang w:val="cs-CZ" w:eastAsia="cs-CZ"/>
-        </w:rPr>
-        <w:t>)</w:t>
-      </w:r>
-      <w:r>
-        <w:rPr>
-          <w:rFonts w:eastAsia="Times New Roman" w:cs="Arial" w:ascii="Arial" w:hAnsi="Arial"/>
-          <w:b/>
-          <w:i/>
-          <w:color w:val="000000"/>
-          <w:lang w:val="cs-CZ" w:eastAsia="cs-CZ"/>
-        </w:rPr>
-        <w:t xml:space="preserve"> </w:t>
-      </w:r>
-      <w:r>
-        <w:rPr>
-          <w:rFonts w:eastAsia="Times New Roman" w:cs="Arial" w:ascii="Arial" w:hAnsi="Arial"/>
-          <w:b w:val="false"/>
-          <w:i/>
-          <w:color w:val="000000"/>
-          <w:lang w:val="cs-CZ" w:eastAsia="cs-CZ"/>
-        </w:rPr>
-        <w:t>o</w:t>
-      </w:r>
-      <w:r>
-        <w:rPr>
-          <w:rFonts w:cs="Times New Roman"/>
-          <w:sz w:val="20"/>
-          <w:szCs w:val="20"/>
-          <w:lang w:val="cs-CZ"/>
-        </w:rPr>
-        <w:t>bousměrn</w:t>
-      </w:r>
-      <w:r>
-        <w:rPr>
-          <w:lang w:val="cs-CZ"/>
-        </w:rPr>
-        <w:t>ý</w:t>
-      </w:r>
-      <w:r>
-        <w:rPr>
-          <w:lang w:val="cs-CZ"/>
-        </w:rPr>
-        <w:t xml:space="preserve"> datov</w:t>
-      </w:r>
-      <w:r>
-        <w:rPr>
-          <w:lang w:val="cs-CZ"/>
-        </w:rPr>
-        <w:t xml:space="preserve">ý přenos iniciovaný </w:t>
-      </w:r>
-      <w:r>
-        <w:rPr>
-          <w:rFonts w:cs="Times New Roman"/>
-          <w:sz w:val="20"/>
-          <w:szCs w:val="20"/>
-          <w:lang w:val="cs-CZ"/>
-        </w:rPr>
-        <w:t xml:space="preserve">vozidlovým systémem, ve kterém je </w:t>
-      </w:r>
-      <w:r>
-        <w:rPr>
-          <w:lang w:val="cs-CZ"/>
-        </w:rPr>
-        <w:t xml:space="preserve">verze </w:t>
-      </w:r>
-      <w:r>
-        <w:rPr>
-          <w:rFonts w:cs="Times New Roman"/>
-          <w:sz w:val="20"/>
-          <w:szCs w:val="20"/>
-          <w:lang w:val="cs-CZ"/>
-        </w:rPr>
-        <w:t>kontrolována centrem služeb</w:t>
+        <w:t xml:space="preserve"> – obousměrný datový přenos iniciovaný vozidlovým systémem, ve kterém je verze kontrolována centrem služeb</w:t>
       </w:r>
     </w:p>
     <w:p>
@@ -1743,106 +1289,33 @@
       </w:pPr>
       <w:r>
         <w:rPr>
+          <w:b/>
           <w:rFonts w:hint="eastAsia"/>
           <w:lang w:val="cs-CZ" w:eastAsia="ja-JP"/>
         </w:rPr>
-        <w:t>4.1.5</w:t>
-      </w:r>
-      <w:r>
-        <w:rPr>
+        <w:t xml:space="preserve">dosažení dat</w:t>
+      </w:r>
+      <w:r>
+        <w:rPr>
+          <w:rFonts w:hint="eastAsia"/>
           <w:lang w:val="cs-CZ" w:eastAsia="ja-JP"/>
         </w:rPr>
-        <w:t xml:space="preserve">  </w:t>
-      </w:r>
-      <w:r>
-        <w:rPr>
+        <w:t xml:space="preserve"> </w:t>
+      </w:r>
+      <w:r>
+        <w:rPr>
+          <w:i/>
+          <w:rFonts w:hint="eastAsia"/>
           <w:lang w:val="cs-CZ" w:eastAsia="ja-JP"/>
         </w:rPr>
-        <w:t xml:space="preserve">dosažení dat </w:t>
-      </w:r>
-      <w:r>
-        <w:rPr>
-          <w:rFonts w:eastAsia="Times New Roman" w:cs="Arial" w:ascii="Arial" w:hAnsi="Arial"/>
-          <w:b w:val="false"/>
-          <w:i/>
-          <w:color w:val="000000"/>
-          <w:lang w:val="cs-CZ" w:eastAsia="cs-CZ"/>
-        </w:rPr>
-        <w:t>(</w:t>
-      </w:r>
-      <w:r>
-        <w:rPr>
-          <w:rFonts w:eastAsia="Times New Roman" w:cs="Arial" w:hint="eastAsia" w:ascii="Arial" w:hAnsi="Arial"/>
-          <w:b w:val="false"/>
-          <w:i/>
-          <w:color w:val="000000"/>
-          <w:lang w:val="cs-CZ" w:eastAsia="cs-CZ"/>
-        </w:rPr>
-        <w:t>data pushing</w:t>
-      </w:r>
-      <w:r>
-        <w:rPr>
-          <w:rFonts w:eastAsia="Times New Roman" w:cs="Arial" w:ascii="Arial" w:hAnsi="Arial"/>
-          <w:b w:val="false"/>
-          <w:i/>
-          <w:color w:val="000000"/>
-          <w:lang w:val="cs-CZ" w:eastAsia="cs-CZ"/>
-        </w:rPr>
-        <w:t>)</w:t>
-      </w:r>
-      <w:r>
-        <w:rPr>
-          <w:rFonts w:eastAsia="Times New Roman" w:cs="Arial" w:ascii="Arial" w:hAnsi="Arial"/>
-          <w:b w:val="false"/>
-          <w:i/>
-          <w:color w:val="000000"/>
-          <w:lang w:val="cs-CZ" w:eastAsia="cs-CZ"/>
-        </w:rPr>
-        <w:t xml:space="preserve"> o</w:t>
-      </w:r>
-      <w:r>
-        <w:rPr>
-          <w:rFonts w:cs="Times New Roman"/>
-          <w:b w:val="false"/>
-          <w:sz w:val="20"/>
-          <w:szCs w:val="20"/>
-          <w:lang w:val="cs-CZ"/>
-        </w:rPr>
-        <w:t>bousměrn</w:t>
-      </w:r>
-      <w:r>
-        <w:rPr>
-          <w:b w:val="false"/>
-          <w:lang w:val="cs-CZ"/>
-        </w:rPr>
-        <w:t>ý</w:t>
-      </w:r>
-      <w:r>
-        <w:rPr>
-          <w:rFonts w:cs="Times New Roman"/>
-          <w:b w:val="false"/>
-          <w:sz w:val="20"/>
-          <w:szCs w:val="20"/>
-          <w:lang w:val="cs-CZ"/>
-        </w:rPr>
-        <w:t xml:space="preserve"> datov</w:t>
-      </w:r>
-      <w:r>
-        <w:rPr>
-          <w:b w:val="false"/>
-          <w:lang w:val="cs-CZ"/>
-        </w:rPr>
-        <w:t xml:space="preserve">ý přenos iniciovaný </w:t>
-      </w:r>
-      <w:r>
-        <w:rPr>
-          <w:rFonts w:cs="Times New Roman"/>
-          <w:b w:val="false"/>
-          <w:sz w:val="20"/>
-          <w:szCs w:val="20"/>
-          <w:lang w:val="cs-CZ"/>
-        </w:rPr>
-        <w:t>centrem služeb</w:t>
+        <w:t xml:space="preserve">(data pushing)</w:t>
+      </w:r>
+      <w:r>
+        <w:rPr>
+          <w:rFonts w:hint="eastAsia"/>
+          <w:lang w:val="cs-CZ" w:eastAsia="ja-JP"/>
+        </w:rPr>
+        <w:t xml:space="preserve"> – obousměrný datový přenos iniciovaný centrem služeb</w:t>
       </w:r>
     </w:p>
     <w:p>

--- a/extrakty/doc/TC278WG7/extract_24099_(2010).docx
+++ b/extrakty/doc/TC278WG7/extract_24099_(2010).docx
@@ -142,7 +142,7 @@
             </w:pPr>
             <w:r>
               <w:rPr/>
-              <w:t>I</w:t>
+              <w:t xml:space="preserve">ISO 24099</w:t>
             </w:r>
             <w:r>
               <w:rPr>
@@ -150,7 +150,7 @@
                 <w:bCs w:val="false"/>
                 <w:lang w:val="cs-CZ"/>
               </w:rPr>
-              <w:t>SO/DIS 24099</w:t>
+              <w:t/>
             </w:r>
           </w:p>
           <w:p>
@@ -208,11 +208,11 @@
       </w:r>
       <w:r>
         <w:rPr/>
-        <w:t>62</w:t>
+        <w:t xml:space="preserve">Vydána 2011, 62 stran</w:t>
       </w:r>
       <w:r>
         <w:rPr/>
-        <w:t xml:space="preserve"> stran</w:t>
+        <w:t xml:space="preserve"/>
       </w:r>
     </w:p>
     <w:p>
@@ -411,6 +411,16 @@
           <w:rFonts w:cs="Arial"/>
         </w:rPr>
         <w:t>ytnutí změn zájmových bodů.</w:t>
+      </w:r>
+    </w:p>
+    <w:p>
+      <w:pPr>
+        <w:pStyle w:val="Textnormy"/>
+        <w:rPr/>
+      </w:pPr>
+      <w:r>
+        <w:rPr/>
+        <w:t xml:space="preserve">Poznámka: Extrakt uvádí vybrané kapitoly popisovaného dokumentu a přejímá původní číslování kapitol.</w:t>
       </w:r>
     </w:p>
     <w:p>
@@ -1321,6 +1331,16 @@
     <w:p>
       <w:pPr>
         <w:pStyle w:val="Textnormy"/>
+        <w:rPr/>
+      </w:pPr>
+      <w:r>
+        <w:rPr/>
+        <w:t xml:space="preserve">Další termíny a zkratky z oboru ITS jsou obsaženy ve slovníku ITS terminology.</w:t>
+      </w:r>
+    </w:p>
+    <w:p>
+      <w:pPr>
+        <w:pStyle w:val="Textnormy"/>
         <w:rPr>
           <w:b w:val="false"/>
           <w:sz w:val="20"/>
@@ -1354,7 +1374,7 @@
           <w:sz w:val="22"/>
           <w:szCs w:val="22"/>
         </w:rPr>
-        <w:t>5</w:t>
+        <w:t xml:space="preserve">5 Symboly a zkratky</w:t>
       </w:r>
       <w:r>
         <w:rPr>
@@ -1362,7 +1382,7 @@
           <w:sz w:val="22"/>
           <w:szCs w:val="22"/>
         </w:rPr>
-        <w:t xml:space="preserve"> </w:t>
+        <w:t xml:space="preserve"/>
       </w:r>
       <w:r>
         <w:rPr>
@@ -1370,7 +1390,7 @@
           <w:sz w:val="22"/>
           <w:szCs w:val="22"/>
         </w:rPr>
-        <w:t>Symboly (a zkrácené termíny)</w:t>
+        <w:t/>
       </w:r>
     </w:p>
     <w:p>
@@ -1405,6 +1425,16 @@
       <w:r>
         <w:rPr/>
         <w:t>.</w:t>
+      </w:r>
+    </w:p>
+    <w:p>
+      <w:pPr>
+        <w:pStyle w:val="Textnormy"/>
+        <w:rPr/>
+      </w:pPr>
+      <w:r>
+        <w:rPr/>
+        <w:t xml:space="preserve">Další termíny a zkratky z oboru ITS jsou obsaženy ve slovníku ITS terminology (www.ITSterminology.org).</w:t>
       </w:r>
     </w:p>
     <w:p>

--- a/extrakty/doc/TC278WG7/extract_24099_(2010).docx
+++ b/extrakty/doc/TC278WG7/extract_24099_(2010).docx
@@ -25,7 +25,7 @@
           <w:sz w:val="40"/>
           <w:szCs w:val="40"/>
         </w:rPr>
-        <w:t>EXTRAKT z mezinárodní normy</w:t>
+        <w:t xml:space="preserve">EXTRAKT z mezinárodní normy ISO</w:t>
       </w:r>
     </w:p>
     <w:p>
@@ -188,7 +188,7 @@
                 <w:sz w:val="32"/>
                 <w:lang w:val="en-US" w:eastAsia="en-US"/>
               </w:rPr>
-              <w:t>01 8286</w:t>
+              <w:t xml:space="preserve"/>
             </w:r>
           </w:p>
         </w:tc>
@@ -208,7 +208,7 @@
       </w:r>
       <w:r>
         <w:rPr/>
-        <w:t xml:space="preserve">Vydána 2011, 62 stran</w:t>
+        <w:t xml:space="preserve">Vydána 2011, 52 stran</w:t>
       </w:r>
       <w:r>
         <w:rPr/>
